--- a/2026/outputs/Figure 1.5_monitoringCoverage_L3.docx
+++ b/2026/outputs/Figure 1.5_monitoringCoverage_L3.docx
@@ -52,7 +52,7 @@
         <w:pStyle w:val="centered"/>
       </w:pPr>
       <w:r>
-        <w:t xml:space="preserve">Metier level 3 monitoring coverage of 2025 data submitted to the WGBYC database for monitoring methods retained for use under ToR C for the calculation of bycatch estimates for 2024. This includes all scientific observer data, all electronic mon-itoring data, and all vessel crew data (except for Estonia) but excludes reports from logbooks and port observers. Transparent = no data or zero. Coverage calculated as monitoring effort as a percentage of fishing effort (using numbers presented in Figures X3 &amp; X4 above). Transparent = no data or zero.</w:t>
+        <w:t xml:space="preserve">Metier level 3 monitoring coverage of 2025 data submitted to the WGBYC database for monitoring methods retained for use under ToR C for the calculation of bycatch estimates for 2025 This includes all scientific observer data, all electronic mon-itoring data, and all vessel crew data (except for Estonia) but excludes reports from logbooks and port observers. Transparent = no data or zero. Coverage calculated as monitoring effort as a percentage of fishing effort (using numbers presented in Figures X3 &amp; X4 above). Transparent = no data or zero.</w:t>
       </w:r>
     </w:p>
     <w:sectPr>
